--- a/รายงาน_บทคัดย่อ_Line-Guard.docx
+++ b/รายงาน_บทคัดย่อ_Line-Guard.docx
@@ -42,7 +42,7 @@
           <w:szCs w:val="60"/>
           <w:bCs/>
         </w:rPr>
-        <w:t>Line Guard</w:t>
+        <w:t>SAFEVISION AI</w:t>
       </w:r>
     </w:p>
     <w:p>
@@ -99,7 +99,7 @@
           <w:sz w:val="36"/>
           <w:szCs w:val="36"/>
         </w:rPr>
-        <w:t>Line Guard: A Vision-Language Model Approach to</w:t>
+        <w:t>SAFEVISION AI: A Vision-Language Model Approach to</w:t>
       </w:r>
     </w:p>
     <w:p>
@@ -332,7 +332,7 @@
           <w:szCs w:val="32"/>
           <w:bCs/>
         </w:rPr>
-        <w:t>Line Guard</w:t>
+        <w:t>SAFEVISION AI</w:t>
       </w:r>
       <w:r>
         <w:rPr>
@@ -674,7 +674,7 @@
           <w:szCs w:val="32"/>
           <w:bCs/>
         </w:rPr>
-        <w:t>Line Guard</w:t>
+        <w:t>SAFEVISION AI</w:t>
       </w:r>
       <w:r>
         <w:rPr>
